--- a/docs/downloads/max-billeter/doc_0482.docx
+++ b/docs/downloads/max-billeter/doc_0482.docx
@@ -1,37 +1,28 @@
 
 <file path=word/document.xml><?xml version="1.0" encoding="utf-8"?>
-<w:document xmlns:wpc="http://schemas.microsoft.com/office/word/2010/wordprocessingCanvas" xmlns:cx="http://schemas.microsoft.com/office/drawing/2014/chartex" xmlns:cx1="http://schemas.microsoft.com/office/drawing/2015/9/8/chartex" xmlns:cx2="http://schemas.microsoft.com/office/drawing/2015/10/21/chartex" xmlns:cx3="http://schemas.microsoft.com/office/drawing/2016/5/9/chartex" xmlns:cx4="http://schemas.microsoft.com/office/drawing/2016/5/10/chartex" xmlns:cx5="http://schemas.microsoft.com/office/drawing/2016/5/11/chartex" xmlns:cx6="http://schemas.microsoft.com/office/drawing/2016/5/12/chartex" xmlns:cx7="http://schemas.microsoft.com/office/drawing/2016/5/13/chartex" xmlns:cx8="http://schemas.microsoft.com/office/drawing/2016/5/14/chartex" xmlns:mc="http://schemas.openxmlformats.org/markup-compatibility/2006" xmlns:aink="http://schemas.microsoft.com/office/drawing/2016/ink" xmlns:am3d="http://schemas.microsoft.com/office/drawing/2017/model3d" xmlns:o="urn:schemas-microsoft-com:office:office" xmlns:oel="http://schemas.microsoft.com/office/2019/extlst" xmlns:r="http://schemas.openxmlformats.org/officeDocument/2006/relationships" xmlns:m="http://schemas.openxmlformats.org/officeDocument/2006/math" xmlns:v="urn:schemas-microsoft-com:vml" xmlns:wp14="http://schemas.microsoft.com/office/word/2010/wordprocessingDrawing" xmlns:wp="http://schemas.openxmlformats.org/drawingml/2006/wordprocessingDrawing" xmlns:w10="urn:schemas-microsoft-com:office:word" xmlns:w="http://schemas.openxmlformats.org/wordprocessingml/2006/main" xmlns:w14="http://schemas.microsoft.com/office/word/2010/wordml" xmlns:w15="http://schemas.microsoft.com/office/word/2012/wordml" xmlns:w16cex="http://schemas.microsoft.com/office/word/2018/wordml/cex" xmlns:w16cid="http://schemas.microsoft.com/office/word/2016/wordml/cid" xmlns:w16="http://schemas.microsoft.com/office/word/2018/wordml" xmlns:w16sdtdh="http://schemas.microsoft.com/office/word/2020/wordml/sdtdatahash" xmlns:w16se="http://schemas.microsoft.com/office/word/2015/wordml/symex" xmlns:wpg="http://schemas.microsoft.com/office/word/2010/wordprocessingGroup" xmlns:wpi="http://schemas.microsoft.com/office/word/2010/wordprocessingInk" xmlns:wne="http://schemas.microsoft.com/office/word/2006/wordml" xmlns:wps="http://schemas.microsoft.com/office/word/2010/wordprocessingShape" mc:Ignorable="w14 w15 w16se w16cid w16 w16cex w16sdtdh wp14">
+<w:document xmlns:wpc="http://schemas.microsoft.com/office/word/2010/wordprocessingCanvas" xmlns:cx="http://schemas.microsoft.com/office/drawing/2014/chartex" xmlns:cx1="http://schemas.microsoft.com/office/drawing/2015/9/8/chartex" xmlns:cx2="http://schemas.microsoft.com/office/drawing/2015/10/21/chartex" xmlns:cx3="http://schemas.microsoft.com/office/drawing/2016/5/9/chartex" xmlns:cx4="http://schemas.microsoft.com/office/drawing/2016/5/10/chartex" xmlns:cx5="http://schemas.microsoft.com/office/drawing/2016/5/11/chartex" xmlns:cx6="http://schemas.microsoft.com/office/drawing/2016/5/12/chartex" xmlns:cx7="http://schemas.microsoft.com/office/drawing/2016/5/13/chartex" xmlns:cx8="http://schemas.microsoft.com/office/drawing/2016/5/14/chartex" xmlns:mc="http://schemas.openxmlformats.org/markup-compatibility/2006" xmlns:aink="http://schemas.microsoft.com/office/drawing/2016/ink" xmlns:am3d="http://schemas.microsoft.com/office/drawing/2017/model3d" xmlns:o="urn:schemas-microsoft-com:office:office" xmlns:oel="http://schemas.microsoft.com/office/2019/extlst" xmlns:r="http://schemas.openxmlformats.org/officeDocument/2006/relationships" xmlns:m="http://schemas.openxmlformats.org/officeDocument/2006/math" xmlns:v="urn:schemas-microsoft-com:vml" xmlns:wp14="http://schemas.microsoft.com/office/word/2010/wordprocessingDrawing" xmlns:wp="http://schemas.openxmlformats.org/drawingml/2006/wordprocessingDrawing" xmlns:w10="urn:schemas-microsoft-com:office:word" xmlns:w="http://schemas.openxmlformats.org/wordprocessingml/2006/main" xmlns:w14="http://schemas.microsoft.com/office/word/2010/wordml" xmlns:w15="http://schemas.microsoft.com/office/word/2012/wordml" xmlns:w16cex="http://schemas.microsoft.com/office/word/2018/wordml/cex" xmlns:w16cid="http://schemas.microsoft.com/office/word/2016/wordml/cid" xmlns:w16="http://schemas.microsoft.com/office/word/2018/wordml" xmlns:w16du="http://schemas.microsoft.com/office/word/2023/wordml/word16du" xmlns:w16sdtdh="http://schemas.microsoft.com/office/word/2020/wordml/sdtdatahash" xmlns:w16se="http://schemas.microsoft.com/office/word/2015/wordml/symex" xmlns:wpg="http://schemas.microsoft.com/office/word/2010/wordprocessingGroup" xmlns:wpi="http://schemas.microsoft.com/office/word/2010/wordprocessingInk" xmlns:wne="http://schemas.microsoft.com/office/word/2006/wordml" xmlns:wps="http://schemas.microsoft.com/office/word/2010/wordprocessingShape" mc:Ignorable="w14 w15 w16se w16cid w16 w16cex w16sdtdh w16du wp14">
   <w:body>
     <w:p>
       <w:pPr>
         <w:rPr>
           <w:rtl/>
-          <w:lang w:bidi="ar-SA"/>
         </w:rPr>
       </w:pPr>
       <w:hyperlink r:id="rId4" w:history="1">
         <w:r>
           <w:rPr>
             <w:rStyle w:val="Hyperlink"/>
-            <w:rFonts w:hint="cs"/>
             <w:rtl/>
-            <w:lang w:bidi="ar-SA"/>
           </w:rPr>
-          <w:t>دروس من رسالة يوحنا الأولى – 1</w:t>
+          <w:t>حياة مسيحية عملية - 2.بطرس 1</w:t>
         </w:r>
       </w:hyperlink>
     </w:p>
     <w:p>
       <w:pPr>
         <w:bidi w:val="0"/>
-        <w:rPr>
-          <w:lang w:bidi="ar-SA"/>
-        </w:rPr>
       </w:pPr>
       <w:r>
-        <w:rPr>
-          <w:lang w:bidi="ar-SA"/>
-        </w:rPr>
         <w:t>Max Billeter</w:t>
       </w:r>
     </w:p>
@@ -48,12 +39,13 @@
           <w:rtl/>
           <w:lang w:bidi="ar-SA"/>
         </w:rPr>
-        <w:t>مقدمة</w:t>
+        <w:t>دعونا نقرأ في هذا المساء في رسالة بطرس الثانية الإصحاح 1</w:t>
       </w:r>
     </w:p>
     <w:p>
       <w:pPr>
         <w:rPr>
+          <w:rFonts w:hint="cs"/>
           <w:rtl/>
           <w:lang w:bidi="ar-SA"/>
         </w:rPr>
@@ -64,7 +56,1593 @@
           <w:rtl/>
           <w:lang w:bidi="ar-SA"/>
         </w:rPr>
-        <w:t>شخصية الرسول يوحنا</w:t>
+        <w:t>"</w:t>
+      </w:r>
+      <w:r>
+        <w:rPr>
+          <w:rtl/>
+          <w:lang w:bidi="ar-SA"/>
+        </w:rPr>
+        <w:t xml:space="preserve"> </w:t>
+      </w:r>
+      <w:r>
+        <w:rPr>
+          <w:rFonts w:ascii="Arial" w:hAnsi="Arial" w:cs="Arial" w:hint="cs"/>
+          <w:rtl/>
+          <w:lang w:bidi="ar-SA"/>
+        </w:rPr>
+        <w:t>​</w:t>
+      </w:r>
+      <w:r>
+        <w:rPr>
+          <w:rtl/>
+          <w:lang w:bidi="ar-SA"/>
+        </w:rPr>
+        <w:t>1</w:t>
+      </w:r>
+      <w:r>
+        <w:rPr>
+          <w:rFonts w:ascii="Arial" w:hAnsi="Arial" w:cs="Arial" w:hint="cs"/>
+          <w:rtl/>
+          <w:lang w:bidi="ar-SA"/>
+        </w:rPr>
+        <w:t>​</w:t>
+      </w:r>
+      <w:r>
+        <w:rPr>
+          <w:rtl/>
+          <w:lang w:bidi="ar-SA"/>
+        </w:rPr>
+        <w:t xml:space="preserve"> </w:t>
+      </w:r>
+      <w:r>
+        <w:rPr>
+          <w:rFonts w:ascii="Arial" w:hAnsi="Arial" w:cs="Arial" w:hint="cs"/>
+          <w:rtl/>
+          <w:lang w:bidi="ar-SA"/>
+        </w:rPr>
+        <w:t>​</w:t>
+      </w:r>
+      <w:r>
+        <w:rPr>
+          <w:rFonts w:hint="cs"/>
+          <w:rtl/>
+          <w:lang w:bidi="ar-SA"/>
+        </w:rPr>
+        <w:t>سِمْعَانُ</w:t>
+      </w:r>
+      <w:r>
+        <w:rPr>
+          <w:rtl/>
+          <w:lang w:bidi="ar-SA"/>
+        </w:rPr>
+        <w:t xml:space="preserve"> </w:t>
+      </w:r>
+      <w:r>
+        <w:rPr>
+          <w:rFonts w:hint="cs"/>
+          <w:rtl/>
+          <w:lang w:bidi="ar-SA"/>
+        </w:rPr>
+        <w:t>بُطْرُسُ</w:t>
+      </w:r>
+      <w:r>
+        <w:rPr>
+          <w:rtl/>
+          <w:lang w:bidi="ar-SA"/>
+        </w:rPr>
+        <w:t xml:space="preserve"> </w:t>
+      </w:r>
+      <w:r>
+        <w:rPr>
+          <w:rFonts w:hint="cs"/>
+          <w:rtl/>
+          <w:lang w:bidi="ar-SA"/>
+        </w:rPr>
+        <w:t>عَبْدُ</w:t>
+      </w:r>
+      <w:r>
+        <w:rPr>
+          <w:rtl/>
+          <w:lang w:bidi="ar-SA"/>
+        </w:rPr>
+        <w:t xml:space="preserve"> </w:t>
+      </w:r>
+      <w:r>
+        <w:rPr>
+          <w:rFonts w:hint="cs"/>
+          <w:rtl/>
+          <w:lang w:bidi="ar-SA"/>
+        </w:rPr>
+        <w:t>يَسُوعَ</w:t>
+      </w:r>
+      <w:r>
+        <w:rPr>
+          <w:rtl/>
+          <w:lang w:bidi="ar-SA"/>
+        </w:rPr>
+        <w:t xml:space="preserve"> </w:t>
+      </w:r>
+      <w:r>
+        <w:rPr>
+          <w:rFonts w:hint="cs"/>
+          <w:rtl/>
+          <w:lang w:bidi="ar-SA"/>
+        </w:rPr>
+        <w:t>الْمَسِيحِ</w:t>
+      </w:r>
+      <w:r>
+        <w:rPr>
+          <w:rtl/>
+          <w:lang w:bidi="ar-SA"/>
+        </w:rPr>
+        <w:t xml:space="preserve"> </w:t>
+      </w:r>
+      <w:r>
+        <w:rPr>
+          <w:rFonts w:hint="cs"/>
+          <w:rtl/>
+          <w:lang w:bidi="ar-SA"/>
+        </w:rPr>
+        <w:t>وَرَسُولُهُ،</w:t>
+      </w:r>
+      <w:r>
+        <w:rPr>
+          <w:rtl/>
+          <w:lang w:bidi="ar-SA"/>
+        </w:rPr>
+        <w:t xml:space="preserve"> </w:t>
+      </w:r>
+      <w:r>
+        <w:rPr>
+          <w:rFonts w:hint="cs"/>
+          <w:rtl/>
+          <w:lang w:bidi="ar-SA"/>
+        </w:rPr>
+        <w:t>إِلَى</w:t>
+      </w:r>
+      <w:r>
+        <w:rPr>
+          <w:rtl/>
+          <w:lang w:bidi="ar-SA"/>
+        </w:rPr>
+        <w:t xml:space="preserve"> </w:t>
+      </w:r>
+      <w:r>
+        <w:rPr>
+          <w:rFonts w:hint="cs"/>
+          <w:rtl/>
+          <w:lang w:bidi="ar-SA"/>
+        </w:rPr>
+        <w:t>الَّذِينَ</w:t>
+      </w:r>
+      <w:r>
+        <w:rPr>
+          <w:rtl/>
+          <w:lang w:bidi="ar-SA"/>
+        </w:rPr>
+        <w:t xml:space="preserve"> </w:t>
+      </w:r>
+      <w:r>
+        <w:rPr>
+          <w:rFonts w:hint="cs"/>
+          <w:rtl/>
+          <w:lang w:bidi="ar-SA"/>
+        </w:rPr>
+        <w:t>نَالُوا</w:t>
+      </w:r>
+      <w:r>
+        <w:rPr>
+          <w:rtl/>
+          <w:lang w:bidi="ar-SA"/>
+        </w:rPr>
+        <w:t xml:space="preserve"> </w:t>
+      </w:r>
+      <w:r>
+        <w:rPr>
+          <w:rFonts w:hint="cs"/>
+          <w:rtl/>
+          <w:lang w:bidi="ar-SA"/>
+        </w:rPr>
+        <w:t>مَعَنَا</w:t>
+      </w:r>
+      <w:r>
+        <w:rPr>
+          <w:rtl/>
+          <w:lang w:bidi="ar-SA"/>
+        </w:rPr>
+        <w:t xml:space="preserve"> </w:t>
+      </w:r>
+      <w:r>
+        <w:rPr>
+          <w:rFonts w:hint="cs"/>
+          <w:rtl/>
+          <w:lang w:bidi="ar-SA"/>
+        </w:rPr>
+        <w:t>إِيمَانًا</w:t>
+      </w:r>
+      <w:r>
+        <w:rPr>
+          <w:rtl/>
+          <w:lang w:bidi="ar-SA"/>
+        </w:rPr>
+        <w:t xml:space="preserve"> </w:t>
+      </w:r>
+      <w:r>
+        <w:rPr>
+          <w:rFonts w:hint="cs"/>
+          <w:rtl/>
+          <w:lang w:bidi="ar-SA"/>
+        </w:rPr>
+        <w:t>ثَمِينًا</w:t>
+      </w:r>
+      <w:r>
+        <w:rPr>
+          <w:rtl/>
+          <w:lang w:bidi="ar-SA"/>
+        </w:rPr>
+        <w:t xml:space="preserve"> </w:t>
+      </w:r>
+      <w:r>
+        <w:rPr>
+          <w:rFonts w:hint="cs"/>
+          <w:rtl/>
+          <w:lang w:bidi="ar-SA"/>
+        </w:rPr>
+        <w:t>مُسَاوِيًا</w:t>
+      </w:r>
+      <w:r>
+        <w:rPr>
+          <w:rtl/>
+          <w:lang w:bidi="ar-SA"/>
+        </w:rPr>
+        <w:t xml:space="preserve"> </w:t>
+      </w:r>
+      <w:r>
+        <w:rPr>
+          <w:rFonts w:hint="cs"/>
+          <w:rtl/>
+          <w:lang w:bidi="ar-SA"/>
+        </w:rPr>
+        <w:t>لَنَا،</w:t>
+      </w:r>
+      <w:r>
+        <w:rPr>
+          <w:rtl/>
+          <w:lang w:bidi="ar-SA"/>
+        </w:rPr>
+        <w:t xml:space="preserve"> </w:t>
+      </w:r>
+      <w:r>
+        <w:rPr>
+          <w:rFonts w:hint="cs"/>
+          <w:rtl/>
+          <w:lang w:bidi="ar-SA"/>
+        </w:rPr>
+        <w:t>بِبِرِّ</w:t>
+      </w:r>
+      <w:r>
+        <w:rPr>
+          <w:rtl/>
+          <w:lang w:bidi="ar-SA"/>
+        </w:rPr>
+        <w:t xml:space="preserve"> </w:t>
+      </w:r>
+      <w:r>
+        <w:rPr>
+          <w:rFonts w:hint="cs"/>
+          <w:rtl/>
+          <w:lang w:bidi="ar-SA"/>
+        </w:rPr>
+        <w:t>إِلهِنَا</w:t>
+      </w:r>
+      <w:r>
+        <w:rPr>
+          <w:rtl/>
+          <w:lang w:bidi="ar-SA"/>
+        </w:rPr>
+        <w:t xml:space="preserve"> </w:t>
+      </w:r>
+      <w:r>
+        <w:rPr>
+          <w:rFonts w:hint="cs"/>
+          <w:rtl/>
+          <w:lang w:bidi="ar-SA"/>
+        </w:rPr>
+        <w:t>وَالْمُخَلِّصِ</w:t>
+      </w:r>
+      <w:r>
+        <w:rPr>
+          <w:rtl/>
+          <w:lang w:bidi="ar-SA"/>
+        </w:rPr>
+        <w:t xml:space="preserve"> </w:t>
+      </w:r>
+      <w:r>
+        <w:rPr>
+          <w:rFonts w:hint="cs"/>
+          <w:rtl/>
+          <w:lang w:bidi="ar-SA"/>
+        </w:rPr>
+        <w:t>يَسُوعَ</w:t>
+      </w:r>
+      <w:r>
+        <w:rPr>
+          <w:rtl/>
+          <w:lang w:bidi="ar-SA"/>
+        </w:rPr>
+        <w:t xml:space="preserve"> </w:t>
+      </w:r>
+      <w:r>
+        <w:rPr>
+          <w:rFonts w:hint="cs"/>
+          <w:rtl/>
+          <w:lang w:bidi="ar-SA"/>
+        </w:rPr>
+        <w:t>الْمَسِيحِ</w:t>
+      </w:r>
+      <w:r>
+        <w:rPr>
+          <w:rtl/>
+          <w:lang w:bidi="ar-SA"/>
+        </w:rPr>
+        <w:t xml:space="preserve">:  </w:t>
+      </w:r>
+      <w:r>
+        <w:rPr>
+          <w:rFonts w:ascii="Arial" w:hAnsi="Arial" w:cs="Arial" w:hint="cs"/>
+          <w:rtl/>
+          <w:lang w:bidi="ar-SA"/>
+        </w:rPr>
+        <w:t>​</w:t>
+      </w:r>
+      <w:r>
+        <w:rPr>
+          <w:rtl/>
+          <w:lang w:bidi="ar-SA"/>
+        </w:rPr>
+        <w:t>2</w:t>
+      </w:r>
+      <w:r>
+        <w:rPr>
+          <w:rFonts w:ascii="Arial" w:hAnsi="Arial" w:cs="Arial" w:hint="cs"/>
+          <w:rtl/>
+          <w:lang w:bidi="ar-SA"/>
+        </w:rPr>
+        <w:t>​</w:t>
+      </w:r>
+      <w:r>
+        <w:rPr>
+          <w:rtl/>
+          <w:lang w:bidi="ar-SA"/>
+        </w:rPr>
+        <w:t xml:space="preserve"> </w:t>
+      </w:r>
+      <w:r>
+        <w:rPr>
+          <w:rFonts w:ascii="Arial" w:hAnsi="Arial" w:cs="Arial" w:hint="cs"/>
+          <w:rtl/>
+          <w:lang w:bidi="ar-SA"/>
+        </w:rPr>
+        <w:t>​</w:t>
+      </w:r>
+      <w:r>
+        <w:rPr>
+          <w:rFonts w:hint="cs"/>
+          <w:rtl/>
+          <w:lang w:bidi="ar-SA"/>
+        </w:rPr>
+        <w:t>لِتَكْثُرْ</w:t>
+      </w:r>
+      <w:r>
+        <w:rPr>
+          <w:rtl/>
+          <w:lang w:bidi="ar-SA"/>
+        </w:rPr>
+        <w:t xml:space="preserve"> </w:t>
+      </w:r>
+      <w:r>
+        <w:rPr>
+          <w:rFonts w:hint="cs"/>
+          <w:rtl/>
+          <w:lang w:bidi="ar-SA"/>
+        </w:rPr>
+        <w:t>لَكُمُ</w:t>
+      </w:r>
+      <w:r>
+        <w:rPr>
+          <w:rtl/>
+          <w:lang w:bidi="ar-SA"/>
+        </w:rPr>
+        <w:t xml:space="preserve"> </w:t>
+      </w:r>
+      <w:r>
+        <w:rPr>
+          <w:rFonts w:hint="cs"/>
+          <w:rtl/>
+          <w:lang w:bidi="ar-SA"/>
+        </w:rPr>
+        <w:t>النِّعْمَةُ</w:t>
+      </w:r>
+      <w:r>
+        <w:rPr>
+          <w:rtl/>
+          <w:lang w:bidi="ar-SA"/>
+        </w:rPr>
+        <w:t xml:space="preserve"> </w:t>
+      </w:r>
+      <w:r>
+        <w:rPr>
+          <w:rFonts w:hint="cs"/>
+          <w:rtl/>
+          <w:lang w:bidi="ar-SA"/>
+        </w:rPr>
+        <w:t>وَالسَّلاَمُ</w:t>
+      </w:r>
+      <w:r>
+        <w:rPr>
+          <w:rtl/>
+          <w:lang w:bidi="ar-SA"/>
+        </w:rPr>
+        <w:t xml:space="preserve"> </w:t>
+      </w:r>
+      <w:r>
+        <w:rPr>
+          <w:rFonts w:hint="cs"/>
+          <w:rtl/>
+          <w:lang w:bidi="ar-SA"/>
+        </w:rPr>
+        <w:t>بِمَعْرِفَةِ</w:t>
+      </w:r>
+      <w:r>
+        <w:rPr>
+          <w:rtl/>
+          <w:lang w:bidi="ar-SA"/>
+        </w:rPr>
+        <w:t xml:space="preserve"> </w:t>
+      </w:r>
+      <w:r>
+        <w:rPr>
+          <w:rFonts w:hint="cs"/>
+          <w:rtl/>
+          <w:lang w:bidi="ar-SA"/>
+        </w:rPr>
+        <w:t>اللهِ</w:t>
+      </w:r>
+      <w:r>
+        <w:rPr>
+          <w:rtl/>
+          <w:lang w:bidi="ar-SA"/>
+        </w:rPr>
+        <w:t xml:space="preserve"> </w:t>
+      </w:r>
+      <w:r>
+        <w:rPr>
+          <w:rFonts w:hint="cs"/>
+          <w:rtl/>
+          <w:lang w:bidi="ar-SA"/>
+        </w:rPr>
+        <w:t>وَيَسُوعَ</w:t>
+      </w:r>
+      <w:r>
+        <w:rPr>
+          <w:rtl/>
+          <w:lang w:bidi="ar-SA"/>
+        </w:rPr>
+        <w:t xml:space="preserve"> </w:t>
+      </w:r>
+      <w:r>
+        <w:rPr>
+          <w:rFonts w:hint="cs"/>
+          <w:rtl/>
+          <w:lang w:bidi="ar-SA"/>
+        </w:rPr>
+        <w:t>رَبِّنَا</w:t>
+      </w:r>
+      <w:r>
+        <w:rPr>
+          <w:rtl/>
+          <w:lang w:bidi="ar-SA"/>
+        </w:rPr>
+        <w:t>.</w:t>
+      </w:r>
+      <w:r>
+        <w:rPr>
+          <w:rFonts w:ascii="Arial" w:hAnsi="Arial" w:cs="Arial" w:hint="cs"/>
+          <w:rtl/>
+          <w:lang w:bidi="ar-SA"/>
+        </w:rPr>
+        <w:t xml:space="preserve"> ​</w:t>
+      </w:r>
+      <w:r>
+        <w:rPr>
+          <w:rtl/>
+          <w:lang w:bidi="ar-SA"/>
+        </w:rPr>
+        <w:t>3</w:t>
+      </w:r>
+      <w:r>
+        <w:rPr>
+          <w:rFonts w:ascii="Arial" w:hAnsi="Arial" w:cs="Arial" w:hint="cs"/>
+          <w:rtl/>
+          <w:lang w:bidi="ar-SA"/>
+        </w:rPr>
+        <w:t>​</w:t>
+      </w:r>
+      <w:r>
+        <w:rPr>
+          <w:rtl/>
+          <w:lang w:bidi="ar-SA"/>
+        </w:rPr>
+        <w:t xml:space="preserve"> </w:t>
+      </w:r>
+      <w:r>
+        <w:rPr>
+          <w:rFonts w:ascii="Arial" w:hAnsi="Arial" w:cs="Arial" w:hint="cs"/>
+          <w:rtl/>
+          <w:lang w:bidi="ar-SA"/>
+        </w:rPr>
+        <w:t>​</w:t>
+      </w:r>
+      <w:r>
+        <w:rPr>
+          <w:rFonts w:hint="cs"/>
+          <w:rtl/>
+          <w:lang w:bidi="ar-SA"/>
+        </w:rPr>
+        <w:t>كَمَا</w:t>
+      </w:r>
+      <w:r>
+        <w:rPr>
+          <w:rtl/>
+          <w:lang w:bidi="ar-SA"/>
+        </w:rPr>
+        <w:t xml:space="preserve"> </w:t>
+      </w:r>
+      <w:r>
+        <w:rPr>
+          <w:rFonts w:hint="cs"/>
+          <w:rtl/>
+          <w:lang w:bidi="ar-SA"/>
+        </w:rPr>
+        <w:t>أَنَّ</w:t>
+      </w:r>
+      <w:r>
+        <w:rPr>
+          <w:rtl/>
+          <w:lang w:bidi="ar-SA"/>
+        </w:rPr>
+        <w:t xml:space="preserve"> </w:t>
+      </w:r>
+      <w:r>
+        <w:rPr>
+          <w:rFonts w:hint="cs"/>
+          <w:rtl/>
+          <w:lang w:bidi="ar-SA"/>
+        </w:rPr>
+        <w:t>قُدْرَتَهُ</w:t>
+      </w:r>
+      <w:r>
+        <w:rPr>
+          <w:rtl/>
+          <w:lang w:bidi="ar-SA"/>
+        </w:rPr>
+        <w:t xml:space="preserve"> </w:t>
+      </w:r>
+      <w:r>
+        <w:rPr>
+          <w:rFonts w:hint="cs"/>
+          <w:rtl/>
+          <w:lang w:bidi="ar-SA"/>
+        </w:rPr>
+        <w:t>الإِلهِيَّةَ</w:t>
+      </w:r>
+      <w:r>
+        <w:rPr>
+          <w:rtl/>
+          <w:lang w:bidi="ar-SA"/>
+        </w:rPr>
+        <w:t xml:space="preserve"> </w:t>
+      </w:r>
+      <w:r>
+        <w:rPr>
+          <w:rFonts w:hint="cs"/>
+          <w:rtl/>
+          <w:lang w:bidi="ar-SA"/>
+        </w:rPr>
+        <w:t>قَدْ</w:t>
+      </w:r>
+      <w:r>
+        <w:rPr>
+          <w:rtl/>
+          <w:lang w:bidi="ar-SA"/>
+        </w:rPr>
+        <w:t xml:space="preserve"> </w:t>
+      </w:r>
+      <w:r>
+        <w:rPr>
+          <w:rFonts w:hint="cs"/>
+          <w:rtl/>
+          <w:lang w:bidi="ar-SA"/>
+        </w:rPr>
+        <w:t>وَهَبَتْ</w:t>
+      </w:r>
+      <w:r>
+        <w:rPr>
+          <w:rtl/>
+          <w:lang w:bidi="ar-SA"/>
+        </w:rPr>
+        <w:t xml:space="preserve"> </w:t>
+      </w:r>
+      <w:r>
+        <w:rPr>
+          <w:rFonts w:hint="cs"/>
+          <w:rtl/>
+          <w:lang w:bidi="ar-SA"/>
+        </w:rPr>
+        <w:t>لَنَا</w:t>
+      </w:r>
+      <w:r>
+        <w:rPr>
+          <w:rtl/>
+          <w:lang w:bidi="ar-SA"/>
+        </w:rPr>
+        <w:t xml:space="preserve"> </w:t>
+      </w:r>
+      <w:r>
+        <w:rPr>
+          <w:rFonts w:hint="cs"/>
+          <w:rtl/>
+          <w:lang w:bidi="ar-SA"/>
+        </w:rPr>
+        <w:t>كُلَّ</w:t>
+      </w:r>
+      <w:r>
+        <w:rPr>
+          <w:rtl/>
+          <w:lang w:bidi="ar-SA"/>
+        </w:rPr>
+        <w:t xml:space="preserve"> </w:t>
+      </w:r>
+      <w:r>
+        <w:rPr>
+          <w:rFonts w:hint="cs"/>
+          <w:rtl/>
+          <w:lang w:bidi="ar-SA"/>
+        </w:rPr>
+        <w:t>مَا</w:t>
+      </w:r>
+      <w:r>
+        <w:rPr>
+          <w:rtl/>
+          <w:lang w:bidi="ar-SA"/>
+        </w:rPr>
+        <w:t xml:space="preserve"> </w:t>
+      </w:r>
+      <w:r>
+        <w:rPr>
+          <w:rFonts w:hint="cs"/>
+          <w:rtl/>
+          <w:lang w:bidi="ar-SA"/>
+        </w:rPr>
+        <w:t>هُوَ</w:t>
+      </w:r>
+      <w:r>
+        <w:rPr>
+          <w:rtl/>
+          <w:lang w:bidi="ar-SA"/>
+        </w:rPr>
+        <w:t xml:space="preserve"> </w:t>
+      </w:r>
+      <w:r>
+        <w:rPr>
+          <w:rFonts w:hint="cs"/>
+          <w:rtl/>
+          <w:lang w:bidi="ar-SA"/>
+        </w:rPr>
+        <w:t>لِلْحَيَاةِ</w:t>
+      </w:r>
+      <w:r>
+        <w:rPr>
+          <w:rtl/>
+          <w:lang w:bidi="ar-SA"/>
+        </w:rPr>
+        <w:t xml:space="preserve"> </w:t>
+      </w:r>
+      <w:r>
+        <w:rPr>
+          <w:rFonts w:hint="cs"/>
+          <w:rtl/>
+          <w:lang w:bidi="ar-SA"/>
+        </w:rPr>
+        <w:t>وَالتَّقْوَى،</w:t>
+      </w:r>
+      <w:r>
+        <w:rPr>
+          <w:rtl/>
+          <w:lang w:bidi="ar-SA"/>
+        </w:rPr>
+        <w:t xml:space="preserve"> </w:t>
+      </w:r>
+      <w:r>
+        <w:rPr>
+          <w:rFonts w:hint="cs"/>
+          <w:rtl/>
+          <w:lang w:bidi="ar-SA"/>
+        </w:rPr>
+        <w:t>بِمَعْرِفَةِ</w:t>
+      </w:r>
+      <w:r>
+        <w:rPr>
+          <w:rtl/>
+          <w:lang w:bidi="ar-SA"/>
+        </w:rPr>
+        <w:t xml:space="preserve"> </w:t>
+      </w:r>
+      <w:r>
+        <w:rPr>
+          <w:rFonts w:hint="cs"/>
+          <w:rtl/>
+          <w:lang w:bidi="ar-SA"/>
+        </w:rPr>
+        <w:t>الَّذِي</w:t>
+      </w:r>
+      <w:r>
+        <w:rPr>
+          <w:rtl/>
+          <w:lang w:bidi="ar-SA"/>
+        </w:rPr>
+        <w:t xml:space="preserve"> </w:t>
+      </w:r>
+      <w:r>
+        <w:rPr>
+          <w:rFonts w:hint="cs"/>
+          <w:rtl/>
+          <w:lang w:bidi="ar-SA"/>
+        </w:rPr>
+        <w:t>دَعَانَا</w:t>
+      </w:r>
+      <w:r>
+        <w:rPr>
+          <w:rtl/>
+          <w:lang w:bidi="ar-SA"/>
+        </w:rPr>
+        <w:t xml:space="preserve"> </w:t>
+      </w:r>
+      <w:r>
+        <w:rPr>
+          <w:rFonts w:hint="cs"/>
+          <w:rtl/>
+          <w:lang w:bidi="ar-SA"/>
+        </w:rPr>
+        <w:t>بِالْمَجْدِ</w:t>
+      </w:r>
+      <w:r>
+        <w:rPr>
+          <w:rtl/>
+          <w:lang w:bidi="ar-SA"/>
+        </w:rPr>
+        <w:t xml:space="preserve"> </w:t>
+      </w:r>
+      <w:r>
+        <w:rPr>
+          <w:rFonts w:hint="cs"/>
+          <w:rtl/>
+          <w:lang w:bidi="ar-SA"/>
+        </w:rPr>
+        <w:t>وَالْفَضِيلَةِ،</w:t>
+      </w:r>
+      <w:r>
+        <w:rPr>
+          <w:rtl/>
+          <w:lang w:bidi="ar-SA"/>
+        </w:rPr>
+        <w:t xml:space="preserve">  </w:t>
+      </w:r>
+      <w:r>
+        <w:rPr>
+          <w:rFonts w:ascii="Arial" w:hAnsi="Arial" w:cs="Arial" w:hint="cs"/>
+          <w:rtl/>
+          <w:lang w:bidi="ar-SA"/>
+        </w:rPr>
+        <w:t>​</w:t>
+      </w:r>
+      <w:r>
+        <w:rPr>
+          <w:rtl/>
+          <w:lang w:bidi="ar-SA"/>
+        </w:rPr>
+        <w:t>4</w:t>
+      </w:r>
+      <w:r>
+        <w:rPr>
+          <w:rFonts w:ascii="Arial" w:hAnsi="Arial" w:cs="Arial" w:hint="cs"/>
+          <w:rtl/>
+          <w:lang w:bidi="ar-SA"/>
+        </w:rPr>
+        <w:t>​</w:t>
+      </w:r>
+      <w:r>
+        <w:rPr>
+          <w:rtl/>
+          <w:lang w:bidi="ar-SA"/>
+        </w:rPr>
+        <w:t xml:space="preserve"> </w:t>
+      </w:r>
+      <w:r>
+        <w:rPr>
+          <w:rFonts w:ascii="Arial" w:hAnsi="Arial" w:cs="Arial" w:hint="cs"/>
+          <w:rtl/>
+          <w:lang w:bidi="ar-SA"/>
+        </w:rPr>
+        <w:t>​</w:t>
+      </w:r>
+      <w:r>
+        <w:rPr>
+          <w:rFonts w:hint="cs"/>
+          <w:rtl/>
+          <w:lang w:bidi="ar-SA"/>
+        </w:rPr>
+        <w:t>اللَّذَيْنِ</w:t>
+      </w:r>
+      <w:r>
+        <w:rPr>
+          <w:rtl/>
+          <w:lang w:bidi="ar-SA"/>
+        </w:rPr>
+        <w:t xml:space="preserve"> </w:t>
+      </w:r>
+      <w:r>
+        <w:rPr>
+          <w:rFonts w:hint="cs"/>
+          <w:rtl/>
+          <w:lang w:bidi="ar-SA"/>
+        </w:rPr>
+        <w:t>بِهِمَا</w:t>
+      </w:r>
+      <w:r>
+        <w:rPr>
+          <w:rtl/>
+          <w:lang w:bidi="ar-SA"/>
+        </w:rPr>
+        <w:t xml:space="preserve"> </w:t>
+      </w:r>
+      <w:r>
+        <w:rPr>
+          <w:rFonts w:hint="cs"/>
+          <w:rtl/>
+          <w:lang w:bidi="ar-SA"/>
+        </w:rPr>
+        <w:t>قَدْ</w:t>
+      </w:r>
+      <w:r>
+        <w:rPr>
+          <w:rtl/>
+          <w:lang w:bidi="ar-SA"/>
+        </w:rPr>
+        <w:t xml:space="preserve"> </w:t>
+      </w:r>
+      <w:r>
+        <w:rPr>
+          <w:rFonts w:hint="cs"/>
+          <w:rtl/>
+          <w:lang w:bidi="ar-SA"/>
+        </w:rPr>
+        <w:t>وَهَبَ</w:t>
+      </w:r>
+      <w:r>
+        <w:rPr>
+          <w:rtl/>
+          <w:lang w:bidi="ar-SA"/>
+        </w:rPr>
+        <w:t xml:space="preserve"> </w:t>
+      </w:r>
+      <w:r>
+        <w:rPr>
+          <w:rFonts w:hint="cs"/>
+          <w:rtl/>
+          <w:lang w:bidi="ar-SA"/>
+        </w:rPr>
+        <w:t>لَنَا</w:t>
+      </w:r>
+      <w:r>
+        <w:rPr>
+          <w:rtl/>
+          <w:lang w:bidi="ar-SA"/>
+        </w:rPr>
+        <w:t xml:space="preserve"> </w:t>
+      </w:r>
+      <w:r>
+        <w:rPr>
+          <w:rFonts w:hint="cs"/>
+          <w:rtl/>
+          <w:lang w:bidi="ar-SA"/>
+        </w:rPr>
+        <w:t>الْمَوَاعِيدَ</w:t>
+      </w:r>
+      <w:r>
+        <w:rPr>
+          <w:rtl/>
+          <w:lang w:bidi="ar-SA"/>
+        </w:rPr>
+        <w:t xml:space="preserve"> </w:t>
+      </w:r>
+      <w:r>
+        <w:rPr>
+          <w:rFonts w:hint="cs"/>
+          <w:rtl/>
+          <w:lang w:bidi="ar-SA"/>
+        </w:rPr>
+        <w:t>الْعُظْمَى</w:t>
+      </w:r>
+      <w:r>
+        <w:rPr>
+          <w:rtl/>
+          <w:lang w:bidi="ar-SA"/>
+        </w:rPr>
+        <w:t xml:space="preserve"> </w:t>
+      </w:r>
+      <w:r>
+        <w:rPr>
+          <w:rFonts w:hint="cs"/>
+          <w:rtl/>
+          <w:lang w:bidi="ar-SA"/>
+        </w:rPr>
+        <w:t>وَالثَّمِينَةَ،</w:t>
+      </w:r>
+      <w:r>
+        <w:rPr>
+          <w:rtl/>
+          <w:lang w:bidi="ar-SA"/>
+        </w:rPr>
+        <w:t xml:space="preserve"> </w:t>
+      </w:r>
+      <w:r>
+        <w:rPr>
+          <w:rFonts w:hint="cs"/>
+          <w:rtl/>
+          <w:lang w:bidi="ar-SA"/>
+        </w:rPr>
+        <w:t>لِكَيْ</w:t>
+      </w:r>
+      <w:r>
+        <w:rPr>
+          <w:rtl/>
+          <w:lang w:bidi="ar-SA"/>
+        </w:rPr>
+        <w:t xml:space="preserve"> </w:t>
+      </w:r>
+      <w:r>
+        <w:rPr>
+          <w:rFonts w:hint="cs"/>
+          <w:rtl/>
+          <w:lang w:bidi="ar-SA"/>
+        </w:rPr>
+        <w:t>تَصِيرُوا</w:t>
+      </w:r>
+      <w:r>
+        <w:rPr>
+          <w:rtl/>
+          <w:lang w:bidi="ar-SA"/>
+        </w:rPr>
+        <w:t xml:space="preserve"> </w:t>
+      </w:r>
+      <w:r>
+        <w:rPr>
+          <w:rFonts w:hint="cs"/>
+          <w:rtl/>
+          <w:lang w:bidi="ar-SA"/>
+        </w:rPr>
+        <w:t>بِهَا</w:t>
+      </w:r>
+      <w:r>
+        <w:rPr>
+          <w:rtl/>
+          <w:lang w:bidi="ar-SA"/>
+        </w:rPr>
+        <w:t xml:space="preserve"> </w:t>
+      </w:r>
+      <w:r>
+        <w:rPr>
+          <w:rFonts w:hint="cs"/>
+          <w:rtl/>
+          <w:lang w:bidi="ar-SA"/>
+        </w:rPr>
+        <w:t>شُرَكَاءَ</w:t>
+      </w:r>
+      <w:r>
+        <w:rPr>
+          <w:rtl/>
+          <w:lang w:bidi="ar-SA"/>
+        </w:rPr>
+        <w:t xml:space="preserve"> </w:t>
+      </w:r>
+      <w:r>
+        <w:rPr>
+          <w:rFonts w:hint="cs"/>
+          <w:rtl/>
+          <w:lang w:bidi="ar-SA"/>
+        </w:rPr>
+        <w:t>الطَّبِيعَةِ</w:t>
+      </w:r>
+      <w:r>
+        <w:rPr>
+          <w:rtl/>
+          <w:lang w:bidi="ar-SA"/>
+        </w:rPr>
+        <w:t xml:space="preserve"> </w:t>
+      </w:r>
+      <w:r>
+        <w:rPr>
+          <w:rFonts w:hint="cs"/>
+          <w:rtl/>
+          <w:lang w:bidi="ar-SA"/>
+        </w:rPr>
+        <w:t>الإِلهِيَّةِ،</w:t>
+      </w:r>
+      <w:r>
+        <w:rPr>
+          <w:rtl/>
+          <w:lang w:bidi="ar-SA"/>
+        </w:rPr>
+        <w:t xml:space="preserve"> </w:t>
+      </w:r>
+      <w:r>
+        <w:rPr>
+          <w:rFonts w:hint="cs"/>
+          <w:rtl/>
+          <w:lang w:bidi="ar-SA"/>
+        </w:rPr>
+        <w:t>هَارِبِينَ</w:t>
+      </w:r>
+      <w:r>
+        <w:rPr>
+          <w:rtl/>
+          <w:lang w:bidi="ar-SA"/>
+        </w:rPr>
+        <w:t xml:space="preserve"> </w:t>
+      </w:r>
+      <w:r>
+        <w:rPr>
+          <w:rFonts w:hint="cs"/>
+          <w:rtl/>
+          <w:lang w:bidi="ar-SA"/>
+        </w:rPr>
+        <w:t>مِنَ</w:t>
+      </w:r>
+      <w:r>
+        <w:rPr>
+          <w:rtl/>
+          <w:lang w:bidi="ar-SA"/>
+        </w:rPr>
+        <w:t xml:space="preserve"> </w:t>
+      </w:r>
+      <w:r>
+        <w:rPr>
+          <w:rFonts w:hint="cs"/>
+          <w:rtl/>
+          <w:lang w:bidi="ar-SA"/>
+        </w:rPr>
+        <w:t>الْفَسَادِ</w:t>
+      </w:r>
+      <w:r>
+        <w:rPr>
+          <w:rtl/>
+          <w:lang w:bidi="ar-SA"/>
+        </w:rPr>
+        <w:t xml:space="preserve"> </w:t>
+      </w:r>
+      <w:r>
+        <w:rPr>
+          <w:rFonts w:hint="cs"/>
+          <w:rtl/>
+          <w:lang w:bidi="ar-SA"/>
+        </w:rPr>
+        <w:t>الَّذِي</w:t>
+      </w:r>
+      <w:r>
+        <w:rPr>
+          <w:rtl/>
+          <w:lang w:bidi="ar-SA"/>
+        </w:rPr>
+        <w:t xml:space="preserve"> </w:t>
+      </w:r>
+      <w:r>
+        <w:rPr>
+          <w:rFonts w:hint="cs"/>
+          <w:rtl/>
+          <w:lang w:bidi="ar-SA"/>
+        </w:rPr>
+        <w:t>فِي</w:t>
+      </w:r>
+      <w:r>
+        <w:rPr>
+          <w:rtl/>
+          <w:lang w:bidi="ar-SA"/>
+        </w:rPr>
+        <w:t xml:space="preserve"> </w:t>
+      </w:r>
+      <w:r>
+        <w:rPr>
+          <w:rFonts w:hint="cs"/>
+          <w:rtl/>
+          <w:lang w:bidi="ar-SA"/>
+        </w:rPr>
+        <w:t>الْعَالَمِ</w:t>
+      </w:r>
+      <w:r>
+        <w:rPr>
+          <w:rtl/>
+          <w:lang w:bidi="ar-SA"/>
+        </w:rPr>
+        <w:t xml:space="preserve"> </w:t>
+      </w:r>
+      <w:r>
+        <w:rPr>
+          <w:rFonts w:hint="cs"/>
+          <w:rtl/>
+          <w:lang w:bidi="ar-SA"/>
+        </w:rPr>
+        <w:t>بِالشَّهْوَةِ</w:t>
+      </w:r>
+      <w:r>
+        <w:rPr>
+          <w:rtl/>
+          <w:lang w:bidi="ar-SA"/>
+        </w:rPr>
+        <w:t xml:space="preserve">.  </w:t>
+      </w:r>
+      <w:r>
+        <w:rPr>
+          <w:rFonts w:ascii="Arial" w:hAnsi="Arial" w:cs="Arial" w:hint="cs"/>
+          <w:rtl/>
+          <w:lang w:bidi="ar-SA"/>
+        </w:rPr>
+        <w:t>​</w:t>
+      </w:r>
+      <w:r>
+        <w:rPr>
+          <w:rtl/>
+          <w:lang w:bidi="ar-SA"/>
+        </w:rPr>
+        <w:t>5</w:t>
+      </w:r>
+      <w:r>
+        <w:rPr>
+          <w:rFonts w:ascii="Arial" w:hAnsi="Arial" w:cs="Arial" w:hint="cs"/>
+          <w:rtl/>
+          <w:lang w:bidi="ar-SA"/>
+        </w:rPr>
+        <w:t>​</w:t>
+      </w:r>
+      <w:r>
+        <w:rPr>
+          <w:rtl/>
+          <w:lang w:bidi="ar-SA"/>
+        </w:rPr>
+        <w:t xml:space="preserve"> </w:t>
+      </w:r>
+      <w:r>
+        <w:rPr>
+          <w:rFonts w:ascii="Arial" w:hAnsi="Arial" w:cs="Arial" w:hint="cs"/>
+          <w:rtl/>
+          <w:lang w:bidi="ar-SA"/>
+        </w:rPr>
+        <w:t>​</w:t>
+      </w:r>
+      <w:r>
+        <w:rPr>
+          <w:rFonts w:hint="cs"/>
+          <w:rtl/>
+          <w:lang w:bidi="ar-SA"/>
+        </w:rPr>
+        <w:t>وَلِهذَا</w:t>
+      </w:r>
+      <w:r>
+        <w:rPr>
+          <w:rtl/>
+          <w:lang w:bidi="ar-SA"/>
+        </w:rPr>
+        <w:t xml:space="preserve"> </w:t>
+      </w:r>
+      <w:r>
+        <w:rPr>
+          <w:rFonts w:hint="cs"/>
+          <w:rtl/>
+          <w:lang w:bidi="ar-SA"/>
+        </w:rPr>
+        <w:t>عَيْنِهِ</w:t>
+      </w:r>
+      <w:r>
+        <w:rPr>
+          <w:rtl/>
+          <w:lang w:bidi="ar-SA"/>
+        </w:rPr>
+        <w:t xml:space="preserve"> </w:t>
+      </w:r>
+      <w:r>
+        <w:rPr>
+          <w:rFonts w:hint="cs"/>
+          <w:rtl/>
+          <w:lang w:bidi="ar-SA"/>
+        </w:rPr>
+        <w:t>­وَأَنْتُمْ</w:t>
+      </w:r>
+      <w:r>
+        <w:rPr>
+          <w:rtl/>
+          <w:lang w:bidi="ar-SA"/>
+        </w:rPr>
+        <w:t xml:space="preserve"> </w:t>
+      </w:r>
+      <w:r>
+        <w:rPr>
+          <w:rFonts w:hint="cs"/>
+          <w:rtl/>
+          <w:lang w:bidi="ar-SA"/>
+        </w:rPr>
+        <w:t>بَاذِلُونَ</w:t>
+      </w:r>
+      <w:r>
+        <w:rPr>
+          <w:rtl/>
+          <w:lang w:bidi="ar-SA"/>
+        </w:rPr>
+        <w:t xml:space="preserve"> </w:t>
+      </w:r>
+      <w:r>
+        <w:rPr>
+          <w:rFonts w:hint="cs"/>
+          <w:rtl/>
+          <w:lang w:bidi="ar-SA"/>
+        </w:rPr>
+        <w:t>كُلَّ</w:t>
+      </w:r>
+      <w:r>
+        <w:rPr>
+          <w:rtl/>
+          <w:lang w:bidi="ar-SA"/>
+        </w:rPr>
+        <w:t xml:space="preserve"> </w:t>
+      </w:r>
+      <w:r>
+        <w:rPr>
+          <w:rFonts w:hint="cs"/>
+          <w:rtl/>
+          <w:lang w:bidi="ar-SA"/>
+        </w:rPr>
+        <w:t>اجْتِهَادٍ­</w:t>
+      </w:r>
+      <w:r>
+        <w:rPr>
+          <w:rtl/>
+          <w:lang w:bidi="ar-SA"/>
+        </w:rPr>
+        <w:t xml:space="preserve"> </w:t>
+      </w:r>
+      <w:r>
+        <w:rPr>
+          <w:rFonts w:hint="cs"/>
+          <w:rtl/>
+          <w:lang w:bidi="ar-SA"/>
+        </w:rPr>
+        <w:t>قَدِّمُوا</w:t>
+      </w:r>
+      <w:r>
+        <w:rPr>
+          <w:rtl/>
+          <w:lang w:bidi="ar-SA"/>
+        </w:rPr>
+        <w:t xml:space="preserve"> </w:t>
+      </w:r>
+      <w:r>
+        <w:rPr>
+          <w:rFonts w:hint="cs"/>
+          <w:rtl/>
+          <w:lang w:bidi="ar-SA"/>
+        </w:rPr>
+        <w:t>فِي</w:t>
+      </w:r>
+      <w:r>
+        <w:rPr>
+          <w:rtl/>
+          <w:lang w:bidi="ar-SA"/>
+        </w:rPr>
+        <w:t xml:space="preserve"> </w:t>
+      </w:r>
+      <w:r>
+        <w:rPr>
+          <w:rFonts w:hint="cs"/>
+          <w:rtl/>
+          <w:lang w:bidi="ar-SA"/>
+        </w:rPr>
+        <w:t>إِيمَانِكُمْ</w:t>
+      </w:r>
+      <w:r>
+        <w:rPr>
+          <w:rtl/>
+          <w:lang w:bidi="ar-SA"/>
+        </w:rPr>
+        <w:t xml:space="preserve"> </w:t>
+      </w:r>
+      <w:r>
+        <w:rPr>
+          <w:rFonts w:hint="cs"/>
+          <w:rtl/>
+          <w:lang w:bidi="ar-SA"/>
+        </w:rPr>
+        <w:t>فَضِيلَةً،</w:t>
+      </w:r>
+      <w:r>
+        <w:rPr>
+          <w:rtl/>
+          <w:lang w:bidi="ar-SA"/>
+        </w:rPr>
+        <w:t xml:space="preserve"> </w:t>
+      </w:r>
+      <w:r>
+        <w:rPr>
+          <w:rFonts w:hint="cs"/>
+          <w:rtl/>
+          <w:lang w:bidi="ar-SA"/>
+        </w:rPr>
+        <w:t>وَفِي</w:t>
+      </w:r>
+      <w:r>
+        <w:rPr>
+          <w:rtl/>
+          <w:lang w:bidi="ar-SA"/>
+        </w:rPr>
+        <w:t xml:space="preserve"> </w:t>
+      </w:r>
+      <w:r>
+        <w:rPr>
+          <w:rFonts w:hint="cs"/>
+          <w:rtl/>
+          <w:lang w:bidi="ar-SA"/>
+        </w:rPr>
+        <w:t>الْفَضِيلَةِ</w:t>
+      </w:r>
+      <w:r>
+        <w:rPr>
+          <w:rtl/>
+          <w:lang w:bidi="ar-SA"/>
+        </w:rPr>
+        <w:t xml:space="preserve"> </w:t>
+      </w:r>
+      <w:r>
+        <w:rPr>
+          <w:rFonts w:hint="cs"/>
+          <w:rtl/>
+          <w:lang w:bidi="ar-SA"/>
+        </w:rPr>
+        <w:t>مَعْرِفَةً،</w:t>
+      </w:r>
+      <w:r>
+        <w:rPr>
+          <w:rtl/>
+          <w:lang w:bidi="ar-SA"/>
+        </w:rPr>
+        <w:t xml:space="preserve">  </w:t>
+      </w:r>
+      <w:r>
+        <w:rPr>
+          <w:rFonts w:ascii="Arial" w:hAnsi="Arial" w:cs="Arial" w:hint="cs"/>
+          <w:rtl/>
+          <w:lang w:bidi="ar-SA"/>
+        </w:rPr>
+        <w:t>​</w:t>
+      </w:r>
+      <w:r>
+        <w:rPr>
+          <w:rtl/>
+          <w:lang w:bidi="ar-SA"/>
+        </w:rPr>
+        <w:t>6</w:t>
+      </w:r>
+      <w:r>
+        <w:rPr>
+          <w:rFonts w:ascii="Arial" w:hAnsi="Arial" w:cs="Arial" w:hint="cs"/>
+          <w:rtl/>
+          <w:lang w:bidi="ar-SA"/>
+        </w:rPr>
+        <w:t>​</w:t>
+      </w:r>
+      <w:r>
+        <w:rPr>
+          <w:rtl/>
+          <w:lang w:bidi="ar-SA"/>
+        </w:rPr>
+        <w:t xml:space="preserve"> </w:t>
+      </w:r>
+      <w:r>
+        <w:rPr>
+          <w:rFonts w:ascii="Arial" w:hAnsi="Arial" w:cs="Arial" w:hint="cs"/>
+          <w:rtl/>
+          <w:lang w:bidi="ar-SA"/>
+        </w:rPr>
+        <w:t>​</w:t>
+      </w:r>
+      <w:r>
+        <w:rPr>
+          <w:rFonts w:hint="cs"/>
+          <w:rtl/>
+          <w:lang w:bidi="ar-SA"/>
+        </w:rPr>
+        <w:t>و</w:t>
+      </w:r>
+      <w:r>
+        <w:rPr>
+          <w:rtl/>
+          <w:lang w:bidi="ar-SA"/>
+        </w:rPr>
+        <w:t xml:space="preserve">َفِي الْمَعْرِفَةِ تَعَفُّفًا، وَفِي التَّعَفُّفِ صَبْرًا، وَفِي الصَّبْرِ تَقْوَى،  </w:t>
+      </w:r>
+      <w:r>
+        <w:rPr>
+          <w:rFonts w:ascii="Arial" w:hAnsi="Arial" w:cs="Arial" w:hint="cs"/>
+          <w:rtl/>
+          <w:lang w:bidi="ar-SA"/>
+        </w:rPr>
+        <w:t>​</w:t>
+      </w:r>
+      <w:r>
+        <w:rPr>
+          <w:rtl/>
+          <w:lang w:bidi="ar-SA"/>
+        </w:rPr>
+        <w:t>7</w:t>
+      </w:r>
+      <w:r>
+        <w:rPr>
+          <w:rFonts w:ascii="Arial" w:hAnsi="Arial" w:cs="Arial" w:hint="cs"/>
+          <w:rtl/>
+          <w:lang w:bidi="ar-SA"/>
+        </w:rPr>
+        <w:t>​</w:t>
+      </w:r>
+      <w:r>
+        <w:rPr>
+          <w:rtl/>
+          <w:lang w:bidi="ar-SA"/>
+        </w:rPr>
+        <w:t xml:space="preserve"> </w:t>
+      </w:r>
+      <w:r>
+        <w:rPr>
+          <w:rFonts w:ascii="Arial" w:hAnsi="Arial" w:cs="Arial" w:hint="cs"/>
+          <w:rtl/>
+          <w:lang w:bidi="ar-SA"/>
+        </w:rPr>
+        <w:t>​</w:t>
+      </w:r>
+      <w:r>
+        <w:rPr>
+          <w:rFonts w:hint="cs"/>
+          <w:rtl/>
+          <w:lang w:bidi="ar-SA"/>
+        </w:rPr>
+        <w:t>وَفِي</w:t>
+      </w:r>
+      <w:r>
+        <w:rPr>
+          <w:rtl/>
+          <w:lang w:bidi="ar-SA"/>
+        </w:rPr>
+        <w:t xml:space="preserve"> </w:t>
+      </w:r>
+      <w:r>
+        <w:rPr>
+          <w:rFonts w:hint="cs"/>
+          <w:rtl/>
+          <w:lang w:bidi="ar-SA"/>
+        </w:rPr>
+        <w:t>التَّقْوَى</w:t>
+      </w:r>
+      <w:r>
+        <w:rPr>
+          <w:rtl/>
+          <w:lang w:bidi="ar-SA"/>
+        </w:rPr>
+        <w:t xml:space="preserve"> </w:t>
+      </w:r>
+      <w:r>
+        <w:rPr>
+          <w:rFonts w:hint="cs"/>
+          <w:rtl/>
+          <w:lang w:bidi="ar-SA"/>
+        </w:rPr>
+        <w:t>مَوَدَّةً</w:t>
+      </w:r>
+      <w:r>
+        <w:rPr>
+          <w:rtl/>
+          <w:lang w:bidi="ar-SA"/>
+        </w:rPr>
+        <w:t xml:space="preserve"> </w:t>
+      </w:r>
+      <w:r>
+        <w:rPr>
+          <w:rFonts w:hint="cs"/>
+          <w:rtl/>
+          <w:lang w:bidi="ar-SA"/>
+        </w:rPr>
+        <w:t>أَخَوِيَّةً،</w:t>
+      </w:r>
+      <w:r>
+        <w:rPr>
+          <w:rtl/>
+          <w:lang w:bidi="ar-SA"/>
+        </w:rPr>
+        <w:t xml:space="preserve"> </w:t>
+      </w:r>
+      <w:r>
+        <w:rPr>
+          <w:rFonts w:hint="cs"/>
+          <w:rtl/>
+          <w:lang w:bidi="ar-SA"/>
+        </w:rPr>
+        <w:t>وَفِي</w:t>
+      </w:r>
+      <w:r>
+        <w:rPr>
+          <w:rtl/>
+          <w:lang w:bidi="ar-SA"/>
+        </w:rPr>
+        <w:t xml:space="preserve"> </w:t>
+      </w:r>
+      <w:r>
+        <w:rPr>
+          <w:rFonts w:hint="cs"/>
+          <w:rtl/>
+          <w:lang w:bidi="ar-SA"/>
+        </w:rPr>
+        <w:t>الْمَوَدَّةِ</w:t>
+      </w:r>
+      <w:r>
+        <w:rPr>
+          <w:rtl/>
+          <w:lang w:bidi="ar-SA"/>
+        </w:rPr>
+        <w:t xml:space="preserve"> </w:t>
+      </w:r>
+      <w:r>
+        <w:rPr>
+          <w:rFonts w:hint="cs"/>
+          <w:rtl/>
+          <w:lang w:bidi="ar-SA"/>
+        </w:rPr>
+        <w:t>الأَخَوِيَّةِ</w:t>
+      </w:r>
+      <w:r>
+        <w:rPr>
+          <w:rtl/>
+          <w:lang w:bidi="ar-SA"/>
+        </w:rPr>
+        <w:t xml:space="preserve"> </w:t>
+      </w:r>
+      <w:r>
+        <w:rPr>
+          <w:rFonts w:hint="cs"/>
+          <w:rtl/>
+          <w:lang w:bidi="ar-SA"/>
+        </w:rPr>
+        <w:t>مَحَبّ</w:t>
+      </w:r>
+      <w:r>
+        <w:rPr>
+          <w:rtl/>
+          <w:lang w:bidi="ar-SA"/>
+        </w:rPr>
+        <w:t xml:space="preserve">َةً. </w:t>
+      </w:r>
+      <w:r>
+        <w:rPr>
+          <w:rFonts w:hint="cs"/>
+          <w:rtl/>
+          <w:lang w:bidi="ar-SA"/>
+        </w:rPr>
+        <w:t>"</w:t>
       </w:r>
     </w:p>
     <w:p>
@@ -80,37 +1658,7 @@
           <w:rtl/>
           <w:lang w:bidi="ar-SA"/>
         </w:rPr>
-        <w:t xml:space="preserve">لقد رافق الرسول يوحنا وهو شاب الربَ يسوع في كل فترة خدمته </w:t>
-      </w:r>
-      <w:r>
-        <w:rPr>
-          <w:rtl/>
-          <w:lang w:bidi="ar-SA"/>
-        </w:rPr>
-        <w:t>–</w:t>
-      </w:r>
-      <w:r>
-        <w:rPr>
-          <w:rFonts w:hint="cs"/>
-          <w:rtl/>
-          <w:lang w:bidi="ar-SA"/>
-        </w:rPr>
-        <w:t xml:space="preserve"> ما يقارب الـ 3 سنوات </w:t>
-      </w:r>
-      <w:r>
-        <w:rPr>
-          <w:rtl/>
-          <w:lang w:bidi="ar-SA"/>
-        </w:rPr>
-        <w:t>–</w:t>
-      </w:r>
-      <w:r>
-        <w:rPr>
-          <w:rFonts w:hint="cs"/>
-          <w:rtl/>
-          <w:lang w:bidi="ar-SA"/>
-        </w:rPr>
-        <w:t xml:space="preserve"> على الأرض. ونجده أيضًا عند صليب الجلجثة حينما قُتل معلمه. كما وقد كان شاهدًا على قيامته ورأى كيف عاد ثانية إلى السماء. لقد عاين كيف نزل روح الله من السماء (أعمال الرسل 2).</w:t>
+        <w:t>إننا نعرف جيدًا الرسول بولس من العهد الجديد، فكل الأناجيل الأربعة تخبرنا بعض الأمور عن هذا الرجل ومن ثم نجده أيضًا في أعمال الرسل كيف أنه ظهر بين الاثني عشر ليكرز بالإنجيل في سلطان.</w:t>
       </w:r>
     </w:p>
     <w:p>
@@ -126,7 +1674,39 @@
           <w:rtl/>
           <w:lang w:bidi="ar-SA"/>
         </w:rPr>
-        <w:t>في بداية أعمال الرسل يُذكَر يوحنا مع بطرس. غير أن بطرس هو الذي قدّم هذا الخطاب الذي منحه الروح القدس تأثيره القوي، بينما يوحنا وقف هناك صامتًا. ومن ثم لم نعُد نسمع عنه إلى أكثر من 50 سنة.</w:t>
+        <w:t>هنالك الكثير ما نتكلم فيه عن هذا الرجل. وسألخص كلامي باختصار شديد حتى نتقدم بسرعة إلى الأعداد التي قرأناها. إني بودي أن أذكر شيئًا وه</w:t>
+      </w:r>
+      <w:r>
+        <w:rPr>
+          <w:rFonts w:hint="cs"/>
+          <w:rtl/>
+          <w:lang w:bidi="ar-SA"/>
+        </w:rPr>
+        <w:t>و</w:t>
+      </w:r>
+      <w:r>
+        <w:rPr>
+          <w:rFonts w:hint="cs"/>
+          <w:rtl/>
+          <w:lang w:bidi="ar-SA"/>
+        </w:rPr>
+        <w:t xml:space="preserve"> في غاية الأهمية لرسالتي بطرس. بطرس كان رجلاً </w:t>
+      </w:r>
+      <w:r>
+        <w:rPr>
+          <w:rFonts w:hint="cs"/>
+          <w:rtl/>
+          <w:lang w:bidi="ar-SA"/>
+        </w:rPr>
+        <w:t>رافق</w:t>
+      </w:r>
+      <w:r>
+        <w:rPr>
+          <w:rFonts w:hint="cs"/>
+          <w:rtl/>
+          <w:lang w:bidi="ar-SA"/>
+        </w:rPr>
+        <w:t xml:space="preserve"> الرب يسوع يوميًا لأكثر من 3 سنوات. وهو امتياز خاص جدًا كان لهذا الرجل حينما كان ربنا يسير على الأرض وكيف جاز له أن يرافقه، يوميًا من مكان لآخر. وسوف يتبين لنا عند قراءتنا لرسالتي بطرس بأنه دائمًا ما يعود ويلجأ إلى أحداث معينة، اختبارات معينة حصلت مع سيده. وفي هذه الأمسيات الثلاثة سوف نرى هذا الأمر.</w:t>
       </w:r>
     </w:p>
     <w:p>
@@ -142,7 +1722,15 @@
           <w:rtl/>
           <w:lang w:bidi="ar-SA"/>
         </w:rPr>
-        <w:t>في نهاية القرن الأول كتب وهو موحًى من روح الله خمس أسفار في الكتاب المقدس كمستندات قوية عن الله: إنجيل يوحنا، رسائله الثلاثة وسفر الرؤيا.</w:t>
+        <w:t>من ثم نحن بالطبع نعلم</w:t>
+      </w:r>
+      <w:r>
+        <w:rPr>
+          <w:rFonts w:hint="cs"/>
+          <w:rtl/>
+          <w:lang w:bidi="ar-SA"/>
+        </w:rPr>
+        <w:t xml:space="preserve"> بأن بطرس في نهاية هذه الفترة حيث جاز له أن يرافق الرب، أنكره من بعد أكثر من 3 سنوات. ولكن نحن نعلم أيضًا بأنه أُصلح أمره. إنه موضوع رائع. فالكتاب يستعرض ذلك بشكل واضح جدًا، تجديد بطرس. إنه من الرائع جدًا حين يتجدد المؤمن. وهذا ما كانه بطرس وحينما طهره الرب يسوع من بعدها في يوحنا 21، أعطاه مهمة خدمته، ارعَ غنمي.</w:t>
       </w:r>
     </w:p>
     <w:p>
@@ -158,21 +1746,61 @@
           <w:rtl/>
           <w:lang w:bidi="ar-SA"/>
         </w:rPr>
-        <w:t xml:space="preserve">كل الكتاب هو موحى به من الله. هو أوحى للكتّاب بكل كلمة. غير أننا نلاحظ في كل مقرر شخصية الآنية التي استخدمها الله. </w:t>
-      </w:r>
-      <w:r>
-        <w:rPr>
-          <w:rFonts w:hint="cs"/>
-          <w:rtl/>
-          <w:lang w:bidi="ar-SA"/>
-        </w:rPr>
-        <w:t>وهذا ينطبق أيضًا على كتابات يوحنا.</w:t>
+        <w:t>إن هذا هو بالتحديد ما يفعله في رسالتيه، عندما قال الرب يسوع، ارعَ غنمي، فهو بذلك يعني بصورة خاصة الناس من الشعب اليهودي الذين آمنوا بالرب يسوع. وبهذا هو يكتب إليهم بالذات في رسالتيه، لأناس من أصل آخر غير أصلنا نحن الذين أتينا من الأمم. فالذين كانوا هنا هم أناس من اليهود. ويندهش المرء بأن المسيحية بصورة عامة غير مدركة لهذا الأمر. بشكل عام في المسيحية يخرجون من منطلق أن بطرس كتب لمؤمنين من الأمم. وأنا في كل مرة أندهش من ذلك وقد سمعت بعض الحوارات وقرأتها عن هذا الأمر وهذه ال</w:t>
+      </w:r>
+      <w:r>
+        <w:rPr>
+          <w:rFonts w:hint="cs"/>
+          <w:rtl/>
+          <w:lang w:bidi="ar-SA"/>
+        </w:rPr>
+        <w:t>جدالات بالذات التي يذكرونها هي البرهان على عكس ما يقولونه. الذين لم يكونوا شعبًا قبل ذلك، لكنهم الآن هم شعب الله. لقد كان ه</w:t>
+      </w:r>
+      <w:r>
+        <w:rPr>
+          <w:rFonts w:hint="cs"/>
+          <w:rtl/>
+          <w:lang w:bidi="ar-LB"/>
+        </w:rPr>
+        <w:t>ن</w:t>
+      </w:r>
+      <w:r>
+        <w:rPr>
+          <w:rFonts w:hint="cs"/>
+          <w:rtl/>
+          <w:lang w:bidi="ar-SA"/>
+        </w:rPr>
+        <w:t>الك وقت قال فيه الله لشعب إسرائيل، أنتم لستم شعبي، لأنهم لم يكونوا أمناء. ولكن الذين آمنوا الآن بالرب يسوع من هذا الشعب، أصبحوا الآن من شعب الله. وهذا بالذات برهان بأن أولئك الناس الذين يكتب إليهم هنا كانوا من شعب إسرائيل. إننا لا يمكننا أن نفهم هاتين الرسالتين إن لم نفهم هذا الأمر. منشأهم المتميز من شعب إسرائيل. ولكن وكما ذكرت آنفًا، هم آمنوا بالرب يسوع ولهذا كل ما ذُكر هنا لهم هو أيضًا في مكانه لنا كذلك نحن الذين نؤمن بالرب يسوع. ويحق لنا أن نأخذ بالكامل لأنفسنا كل ما كتبه بطرس لهؤلاء المؤمنين من إسرائيل، والذين الآن آمنوا بالرب يسوع. ومن ثم هنالك شيء خاص نود بأن نريكم إياه وهو أن أولئك المؤمنين هنا الذين كُتب لهم</w:t>
+      </w:r>
+      <w:r>
+        <w:rPr>
+          <w:rFonts w:hint="cs"/>
+          <w:rtl/>
+          <w:lang w:bidi="ar-SA"/>
+        </w:rPr>
+        <w:t xml:space="preserve">، هم ممن لم يروا الرب يسوع شخصيًا بالمرة. هذا مكتوب في 1. بطرس 1: 8، الذي وإن لم ترونه، تحبونه الذي أنتم تؤمنون به، حتى وإن لم ترونه الآن إلا أنكم تبتهجون به بفرح لا يُنطق به ومجيد. هذا ما ميزهم عن بطرس. فبطرس رأى الرب. وقد جاز له أن يرافق الرب يسوع من قرية إلى قرية، من مكان إلى آخر. لكنه يكتب إلى مَن لم يروا الرب يسوع بالمرة. وفي ذلك نحن مثلهم تمامًا. هل سبق وتعمقتم في هذا الأمر بأننا نؤمن بشخص لم نره بالمرة؟ وبأننا نحب شخصًا لا زلنا لم نره أبدًا. إن هذا فعلاً أمر </w:t>
+      </w:r>
+      <w:r>
+        <w:rPr>
+          <w:rFonts w:hint="cs"/>
+          <w:rtl/>
+          <w:lang w:bidi="ar-SA"/>
+        </w:rPr>
+        <w:t>رائع</w:t>
+      </w:r>
+      <w:r>
+        <w:rPr>
+          <w:rFonts w:hint="cs"/>
+          <w:rtl/>
+          <w:lang w:bidi="ar-SA"/>
+        </w:rPr>
+        <w:t>.</w:t>
       </w:r>
     </w:p>
     <w:p>
       <w:pPr>
         <w:rPr>
-          <w:rFonts w:hint="cs"/>
+          <w:rtl/>
           <w:lang w:bidi="ar-SA"/>
         </w:rPr>
       </w:pPr>
@@ -182,19 +1810,37 @@
           <w:rtl/>
           <w:lang w:bidi="ar-SA"/>
         </w:rPr>
-        <w:t xml:space="preserve">إنجيل يوحنا ورسالة يوحنا </w:t>
-      </w:r>
-      <w:hyperlink r:id="rId5" w:anchor=":~:text=erste%20Johannes%2DBrief-,Um%20den%20ersten%20Brief,-des%20Johannes%20richtig" w:history="1">
-        <w:r>
-          <w:rPr>
-            <w:rStyle w:val="Hyperlink"/>
-            <w:rFonts w:hint="cs"/>
-            <w:rtl/>
-            <w:lang w:bidi="ar-SA"/>
-          </w:rPr>
-          <w:t>الأولى</w:t>
-        </w:r>
-      </w:hyperlink>
+        <w:t>بطرس دائمًا عملي. وهذا مهم في كلا رسالتيه. إنه هو أيضًا يقدّم لنا حقائق جدًا مهمة، أساسية وتعليمية أيضًا وهو يتكلم أيضًا عن حدث رائع على الجلجثة مكررًا إياه في كل مرة من جديد. غير أنه في كل مرة هو يربط هذه الحقائق العظيمة والتعليمية بالناحية العملية على الفور. هذا ما يجعل هاتين الرسالتين بسيطة وسهلة.</w:t>
+      </w:r>
+    </w:p>
+    <w:p>
+      <w:pPr>
+        <w:rPr>
+          <w:rtl/>
+          <w:lang w:bidi="ar-SA"/>
+        </w:rPr>
+      </w:pPr>
+      <w:r>
+        <w:rPr>
+          <w:rFonts w:hint="cs"/>
+          <w:rtl/>
+          <w:lang w:bidi="ar-SA"/>
+        </w:rPr>
+        <w:t xml:space="preserve">ومن ثم هنالك أمر آخر علينا ملاحظته، والذي سيرافقنا في هذه الأمسيات الثلاثة، وهو أن ما لدينا هنا في هاتين الرسالتين هو عن مسؤوليتنا. هنالك جانبان في علاقتنا مع الله. الجانب الأول هو جانب نعمته والجانب الآخر هو جانب مسؤوليتنا. بالنسبة لبطرس ففي كلتا رسالتيه يتكلم عن مسؤولية الإنسان. آنذاك في القديم كانت هنالك شجرتان في جنة عدن، فكانت شجرة الحياة وأيضًا شجرة معرفة الخير والشر. ومن هاتين الشجرتان يخرج خطان عابران كل تاريخ البشرية مثل سكتي الحديد المتوازيتين ولا يلتقيان إلا مرتين فقط. </w:t>
+      </w:r>
+    </w:p>
+    <w:p>
+      <w:pPr>
+        <w:rPr>
+          <w:lang w:val="de-DE" w:bidi="ar-SA"/>
+        </w:rPr>
+      </w:pPr>
+      <w:r>
+        <w:rPr>
+          <w:lang w:val="de-DE" w:bidi="ar-SA"/>
+        </w:rPr>
+        <w:t>Das eine Mal haben diese beiden Schienen</w:t>
+      </w:r>
     </w:p>
     <w:sectPr>
       <w:pgSz w:w="12240" w:h="15840"/>
@@ -207,7 +1853,7 @@
 </file>
 
 <file path=word/styles.xml><?xml version="1.0" encoding="utf-8"?>
-<w:styles xmlns:mc="http://schemas.openxmlformats.org/markup-compatibility/2006" xmlns:r="http://schemas.openxmlformats.org/officeDocument/2006/relationships" xmlns:w="http://schemas.openxmlformats.org/wordprocessingml/2006/main" xmlns:w14="http://schemas.microsoft.com/office/word/2010/wordml" xmlns:w15="http://schemas.microsoft.com/office/word/2012/wordml" xmlns:w16cex="http://schemas.microsoft.com/office/word/2018/wordml/cex" xmlns:w16cid="http://schemas.microsoft.com/office/word/2016/wordml/cid" xmlns:w16="http://schemas.microsoft.com/office/word/2018/wordml" xmlns:w16sdtdh="http://schemas.microsoft.com/office/word/2020/wordml/sdtdatahash" xmlns:w16se="http://schemas.microsoft.com/office/word/2015/wordml/symex" mc:Ignorable="w14 w15 w16se w16cid w16 w16cex w16sdtdh">
+<w:styles xmlns:mc="http://schemas.openxmlformats.org/markup-compatibility/2006" xmlns:r="http://schemas.openxmlformats.org/officeDocument/2006/relationships" xmlns:w="http://schemas.openxmlformats.org/wordprocessingml/2006/main" xmlns:w14="http://schemas.microsoft.com/office/word/2010/wordml" xmlns:w15="http://schemas.microsoft.com/office/word/2012/wordml" xmlns:w16cex="http://schemas.microsoft.com/office/word/2018/wordml/cex" xmlns:w16cid="http://schemas.microsoft.com/office/word/2016/wordml/cid" xmlns:w16="http://schemas.microsoft.com/office/word/2018/wordml" xmlns:w16du="http://schemas.microsoft.com/office/word/2023/wordml/word16du" xmlns:w16sdtdh="http://schemas.microsoft.com/office/word/2020/wordml/sdtdatahash" xmlns:w16se="http://schemas.microsoft.com/office/word/2015/wordml/symex" mc:Ignorable="w14 w15 w16se w16cid w16 w16cex w16sdtdh w16du">
   <w:docDefaults>
     <w:rPrDefault>
       <w:rPr>
@@ -609,7 +2255,6 @@
     <w:name w:val="Normal"/>
     <w:qFormat/>
     <w:rPr>
-      <w:noProof/>
       <w:lang w:bidi="ar-EG"/>
     </w:rPr>
   </w:style>
@@ -645,7 +2290,7 @@
     <w:basedOn w:val="DefaultParagraphFont"/>
     <w:uiPriority w:val="99"/>
     <w:unhideWhenUsed/>
-    <w:rsid w:val="008C3380"/>
+    <w:rsid w:val="00C661E4"/>
     <w:rPr>
       <w:color w:val="0563C1" w:themeColor="hyperlink"/>
       <w:u w:val="single"/>
@@ -657,10 +2302,22 @@
     <w:uiPriority w:val="99"/>
     <w:semiHidden/>
     <w:unhideWhenUsed/>
-    <w:rsid w:val="008C3380"/>
+    <w:rsid w:val="00C661E4"/>
     <w:rPr>
       <w:color w:val="605E5C"/>
       <w:shd w:val="clear" w:color="auto" w:fill="E1DFDD"/>
+    </w:rPr>
+  </w:style>
+  <w:style w:type="character" w:styleId="FollowedHyperlink">
+    <w:name w:val="FollowedHyperlink"/>
+    <w:basedOn w:val="DefaultParagraphFont"/>
+    <w:uiPriority w:val="99"/>
+    <w:semiHidden/>
+    <w:unhideWhenUsed/>
+    <w:rsid w:val="00BD791D"/>
+    <w:rPr>
+      <w:color w:val="954F72" w:themeColor="followedHyperlink"/>
+      <w:u w:val="single"/>
     </w:rPr>
   </w:style>
 </w:styles>
